--- a/docs/Informe_Avance_PF_Barcelo_Dede.docx
+++ b/docs/Informe_Avance_PF_Barcelo_Dede.docx
@@ -360,7 +360,7 @@
         </w:rPr>
         <w:fldChar w:fldCharType="separate"/>
       </w:r>
-      <w:hyperlink w:anchor="_Toc241498802" w:history="1">
+      <w:hyperlink w:anchor="_Toc241499455" w:history="1">
         <w:r>
           <w:rPr>
             <w:rStyle w:val="Hyperlink"/>
@@ -408,7 +408,7 @@
             <w:noProof/>
             <w:webHidden/>
           </w:rPr>
-          <w:instrText xml:space="preserve"> PAGEREF _Toc241498802 \h </w:instrText>
+          <w:instrText xml:space="preserve"> PAGEREF _Toc241499455 \h </w:instrText>
         </w:r>
         <w:r>
           <w:rPr>
@@ -450,7 +450,7 @@
           <w:lang w:val="es-CO"/>
         </w:rPr>
       </w:pPr>
-      <w:hyperlink w:anchor="_Toc241498803" w:history="1">
+      <w:hyperlink w:anchor="_Toc241499456" w:history="1">
         <w:r>
           <w:rPr>
             <w:rStyle w:val="Hyperlink"/>
@@ -498,7 +498,7 @@
             <w:noProof/>
             <w:webHidden/>
           </w:rPr>
-          <w:instrText xml:space="preserve"> PAGEREF _Toc241498803 \h </w:instrText>
+          <w:instrText xml:space="preserve"> PAGEREF _Toc241499456 \h </w:instrText>
         </w:r>
         <w:r>
           <w:rPr>
@@ -539,7 +539,7 @@
           <w:lang w:val="es-CO"/>
         </w:rPr>
       </w:pPr>
-      <w:hyperlink w:anchor="_Toc241498804" w:history="1">
+      <w:hyperlink w:anchor="_Toc241499457" w:history="1">
         <w:r>
           <w:rPr>
             <w:rStyle w:val="Hyperlink"/>
@@ -566,7 +566,7 @@
           <w:rPr>
             <w:webHidden/>
           </w:rPr>
-          <w:instrText xml:space="preserve"> PAGEREF _Toc241498804 \h </w:instrText>
+          <w:instrText xml:space="preserve"> PAGEREF _Toc241499457 \h </w:instrText>
         </w:r>
         <w:r>
           <w:rPr>
@@ -603,7 +603,7 @@
           <w:lang w:val="es-CO"/>
         </w:rPr>
       </w:pPr>
-      <w:hyperlink w:anchor="_Toc241498805" w:history="1">
+      <w:hyperlink w:anchor="_Toc241499458" w:history="1">
         <w:r>
           <w:rPr>
             <w:rStyle w:val="Hyperlink"/>
@@ -630,7 +630,7 @@
           <w:rPr>
             <w:webHidden/>
           </w:rPr>
-          <w:instrText xml:space="preserve"> PAGEREF _Toc241498805 \h </w:instrText>
+          <w:instrText xml:space="preserve"> PAGEREF _Toc241499458 \h </w:instrText>
         </w:r>
         <w:r>
           <w:rPr>
@@ -667,7 +667,7 @@
           <w:lang w:val="es-CO"/>
         </w:rPr>
       </w:pPr>
-      <w:hyperlink w:anchor="_Toc241498806" w:history="1">
+      <w:hyperlink w:anchor="_Toc241499459" w:history="1">
         <w:r>
           <w:rPr>
             <w:rStyle w:val="Hyperlink"/>
@@ -694,7 +694,7 @@
           <w:rPr>
             <w:webHidden/>
           </w:rPr>
-          <w:instrText xml:space="preserve"> PAGEREF _Toc241498806 \h </w:instrText>
+          <w:instrText xml:space="preserve"> PAGEREF _Toc241499459 \h </w:instrText>
         </w:r>
         <w:r>
           <w:rPr>
@@ -711,7 +711,7 @@
           <w:rPr>
             <w:webHidden/>
           </w:rPr>
-          <w:t>12</w:t>
+          <w:t>13</w:t>
         </w:r>
         <w:r>
           <w:rPr>
@@ -731,7 +731,7 @@
           <w:lang w:val="es-CO"/>
         </w:rPr>
       </w:pPr>
-      <w:hyperlink w:anchor="_Toc241498807" w:history="1">
+      <w:hyperlink w:anchor="_Toc241499460" w:history="1">
         <w:r>
           <w:rPr>
             <w:rStyle w:val="Hyperlink"/>
@@ -758,7 +758,7 @@
           <w:rPr>
             <w:webHidden/>
           </w:rPr>
-          <w:instrText xml:space="preserve"> PAGEREF _Toc241498807 \h </w:instrText>
+          <w:instrText xml:space="preserve"> PAGEREF _Toc241499460 \h </w:instrText>
         </w:r>
         <w:r>
           <w:rPr>
@@ -796,7 +796,7 @@
           <w:lang w:val="es-CO"/>
         </w:rPr>
       </w:pPr>
-      <w:hyperlink w:anchor="_Toc241498808" w:history="1">
+      <w:hyperlink w:anchor="_Toc241499461" w:history="1">
         <w:r>
           <w:rPr>
             <w:rStyle w:val="Hyperlink"/>
@@ -844,7 +844,7 @@
             <w:noProof/>
             <w:webHidden/>
           </w:rPr>
-          <w:instrText xml:space="preserve"> PAGEREF _Toc241498808 \h </w:instrText>
+          <w:instrText xml:space="preserve"> PAGEREF _Toc241499461 \h </w:instrText>
         </w:r>
         <w:r>
           <w:rPr>
@@ -864,7 +864,7 @@
             <w:noProof/>
             <w:webHidden/>
           </w:rPr>
-          <w:t>17</w:t>
+          <w:t>18</w:t>
         </w:r>
         <w:r>
           <w:rPr>
@@ -886,7 +886,7 @@
           <w:lang w:val="es-CO"/>
         </w:rPr>
       </w:pPr>
-      <w:hyperlink w:anchor="_Toc241498809" w:history="1">
+      <w:hyperlink w:anchor="_Toc241499462" w:history="1">
         <w:r>
           <w:rPr>
             <w:rStyle w:val="Hyperlink"/>
@@ -932,7 +932,7 @@
             <w:noProof/>
             <w:webHidden/>
           </w:rPr>
-          <w:instrText xml:space="preserve"> PAGEREF _Toc241498809 \h </w:instrText>
+          <w:instrText xml:space="preserve"> PAGEREF _Toc241499462 \h </w:instrText>
         </w:r>
         <w:r>
           <w:rPr>
@@ -974,7 +974,7 @@
           <w:lang w:val="es-CO"/>
         </w:rPr>
       </w:pPr>
-      <w:hyperlink w:anchor="_Toc241498810" w:history="1">
+      <w:hyperlink w:anchor="_Toc241499463" w:history="1">
         <w:r>
           <w:rPr>
             <w:rStyle w:val="Hyperlink"/>
@@ -1029,7 +1029,7 @@
             <w:noProof/>
             <w:webHidden/>
           </w:rPr>
-          <w:instrText xml:space="preserve"> PAGEREF _Toc241498810 \h </w:instrText>
+          <w:instrText xml:space="preserve"> PAGEREF _Toc241499463 \h </w:instrText>
         </w:r>
         <w:r>
           <w:rPr>
@@ -1071,7 +1071,7 @@
           <w:lang w:val="es-CO"/>
         </w:rPr>
       </w:pPr>
-      <w:hyperlink w:anchor="_Toc241498811" w:history="1">
+      <w:hyperlink w:anchor="_Toc241499464" w:history="1">
         <w:r>
           <w:rPr>
             <w:rStyle w:val="Hyperlink"/>
@@ -1117,7 +1117,7 @@
             <w:noProof/>
             <w:webHidden/>
           </w:rPr>
-          <w:instrText xml:space="preserve"> PAGEREF _Toc241498811 \h </w:instrText>
+          <w:instrText xml:space="preserve"> PAGEREF _Toc241499464 \h </w:instrText>
         </w:r>
         <w:r>
           <w:rPr>
@@ -1159,7 +1159,7 @@
           <w:lang w:val="es-CO"/>
         </w:rPr>
       </w:pPr>
-      <w:hyperlink w:anchor="_Toc241498812" w:history="1">
+      <w:hyperlink w:anchor="_Toc241499465" w:history="1">
         <w:r>
           <w:rPr>
             <w:rStyle w:val="Hyperlink"/>
@@ -1205,7 +1205,7 @@
             <w:noProof/>
             <w:webHidden/>
           </w:rPr>
-          <w:instrText xml:space="preserve"> PAGEREF _Toc241498812 \h </w:instrText>
+          <w:instrText xml:space="preserve"> PAGEREF _Toc241499465 \h </w:instrText>
         </w:r>
         <w:r>
           <w:rPr>
@@ -1247,7 +1247,7 @@
           <w:lang w:val="es-CO"/>
         </w:rPr>
       </w:pPr>
-      <w:hyperlink w:anchor="_Toc241498813" w:history="1">
+      <w:hyperlink w:anchor="_Toc241499466" w:history="1">
         <w:r>
           <w:rPr>
             <w:rStyle w:val="Hyperlink"/>
@@ -1293,7 +1293,7 @@
             <w:noProof/>
             <w:webHidden/>
           </w:rPr>
-          <w:instrText xml:space="preserve"> PAGEREF _Toc241498813 \h </w:instrText>
+          <w:instrText xml:space="preserve"> PAGEREF _Toc241499466 \h </w:instrText>
         </w:r>
         <w:r>
           <w:rPr>
@@ -1313,7 +1313,7 @@
             <w:noProof/>
             <w:webHidden/>
           </w:rPr>
-          <w:t>23</w:t>
+          <w:t>24</w:t>
         </w:r>
         <w:r>
           <w:rPr>
@@ -1355,7 +1355,7 @@
         </w:rPr>
       </w:pPr>
       <w:bookmarkStart w:id="0" w:name="_Toc508707055"/>
-      <w:bookmarkStart w:id="1" w:name="_Toc241498802"/>
+      <w:bookmarkStart w:id="1" w:name="_Toc241499455"/>
       <w:r>
         <w:rPr>
           <w:rFonts w:ascii="Arial" w:hAnsi="Arial" w:cs="Arial"/>
@@ -2212,7 +2212,7 @@
         </w:rPr>
       </w:pPr>
       <w:bookmarkStart w:id="2" w:name="_Toc508707056"/>
-      <w:bookmarkStart w:id="3" w:name="_Toc241498803"/>
+      <w:bookmarkStart w:id="3" w:name="_Toc241499456"/>
       <w:r>
         <w:rPr>
           <w:rFonts w:ascii="Arial" w:hAnsi="Arial" w:cs="Arial"/>
@@ -2314,7 +2314,7 @@
         </w:rPr>
         <w:lastRenderedPageBreak/>
         <w:drawing>
-          <wp:inline distT="0" distB="0" distL="0" distR="0" wp14:anchorId="2199008E" wp14:editId="05B6FE83">
+          <wp:inline distT="0" distB="0" distL="0" distR="0" wp14:anchorId="27E1A1D0" wp14:editId="160975D1">
             <wp:extent cx="4500000" cy="3335366"/>
             <wp:effectExtent l="0" t="0" r="0" b="0"/>
             <wp:docPr id="1" name="Picture 1"/>
@@ -2437,7 +2437,7 @@
           <w:lang w:val="es-CO"/>
         </w:rPr>
       </w:pPr>
-      <w:bookmarkStart w:id="4" w:name="_Toc241498804"/>
+      <w:bookmarkStart w:id="4" w:name="_Toc241499457"/>
       <w:r>
         <w:rPr>
           <w:rFonts w:ascii="Arial" w:hAnsi="Arial" w:cs="Arial"/>
@@ -3831,7 +3831,7 @@
           <w:noProof/>
         </w:rPr>
         <w:drawing>
-          <wp:inline distT="0" distB="0" distL="0" distR="0" wp14:anchorId="584EA089" wp14:editId="5B718368">
+          <wp:inline distT="0" distB="0" distL="0" distR="0" wp14:anchorId="03F990D2" wp14:editId="18357D1E">
             <wp:extent cx="5040000" cy="2045941"/>
             <wp:effectExtent l="0" t="0" r="0" b="0"/>
             <wp:docPr id="2" name="Picture 2"/>
@@ -4782,7 +4782,7 @@
           <w:noProof/>
         </w:rPr>
         <w:drawing>
-          <wp:inline distT="0" distB="0" distL="0" distR="0" wp14:anchorId="2CCB0C3E" wp14:editId="04A169BD">
+          <wp:inline distT="0" distB="0" distL="0" distR="0" wp14:anchorId="570D9D8C" wp14:editId="4061DFCC">
             <wp:extent cx="4680000" cy="2008209"/>
             <wp:effectExtent l="0" t="0" r="0" b="0"/>
             <wp:docPr id="3" name="Picture 3"/>
@@ -5317,7 +5317,7 @@
           <w:noProof/>
         </w:rPr>
         <w:drawing>
-          <wp:inline distT="0" distB="0" distL="0" distR="0" wp14:anchorId="3F622884" wp14:editId="33B913EA">
+          <wp:inline distT="0" distB="0" distL="0" distR="0" wp14:anchorId="05D36A15" wp14:editId="1A995A5C">
             <wp:extent cx="4680000" cy="1899802"/>
             <wp:effectExtent l="0" t="0" r="0" b="0"/>
             <wp:docPr id="4" name="Picture 4"/>
@@ -6186,7 +6186,7 @@
           <w:lang w:val="es-CO"/>
         </w:rPr>
       </w:pPr>
-      <w:bookmarkStart w:id="5" w:name="_Toc241498805"/>
+      <w:bookmarkStart w:id="5" w:name="_Toc241499458"/>
       <w:r>
         <w:rPr>
           <w:rFonts w:ascii="Arial" w:hAnsi="Arial" w:cs="Arial"/>
@@ -6333,6 +6333,42 @@
     </w:p>
     <w:p>
       <w:pPr>
+        <w:spacing w:after="120" w:line="240" w:lineRule="auto"/>
+        <w:jc w:val="both"/>
+      </w:pPr>
+      <w:r>
+        <w:rPr>
+          <w:rFonts w:ascii="Arial" w:hAnsi="Arial" w:cs="Arial"/>
+        </w:rPr>
+        <w:t>De las fuentes públicas se descargaron, para enero de 2019 a agosto de 2026, 66.576 registros horarios de cada una de las tres series horarias de XM (prec</w:t>
+      </w:r>
+      <w:r>
+        <w:rPr>
+          <w:rFonts w:ascii="Arial" w:hAnsi="Arial" w:cs="Arial"/>
+        </w:rPr>
+        <w:t>io de bolsa, demanda real y generación total), 2.776 registros diarios de cada una de las dos series hidrológicas (volumen útil de embalses y aportes hídricos) y los 90 valores trimestrales publicados del ONI (de DJF 2019 a MJJ 2026). Cada familia de varia</w:t>
+      </w:r>
+      <w:r>
+        <w:rPr>
+          <w:rFonts w:ascii="Arial" w:hAnsi="Arial" w:cs="Arial"/>
+        </w:rPr>
+        <w:t>bles sale de una sola de esas fuentes: las de precio rezagado, medias móviles y volatilidad (9 variables), de la serie horaria de precio; la de demanda (4), de la demanda horaria; la de hidrología (12), seis de los embalses y seis de los aportes; el ONI, d</w:t>
+      </w:r>
+      <w:r>
+        <w:rPr>
+          <w:rFonts w:ascii="Arial" w:hAnsi="Arial" w:cs="Arial"/>
+        </w:rPr>
+        <w:t>e la serie de NOAA; y el indicador de pandemia y las 13 variables de calendario y festivos, de la marca de tiempo y del calendario oficial de festivos de Colombia. La generación total se usó en la caracterización, pero no como predictora: su valor en la ho</w:t>
+      </w:r>
+      <w:r>
+        <w:rPr>
+          <w:rFonts w:ascii="Arial" w:hAnsi="Arial" w:cs="Arial"/>
+        </w:rPr>
+        <w:t>ra objetivo se fija en el mismo despacho que el precio y su valor rezagado repite la información de la demanda, con la que tiene una correlación de 0,996.</w:t>
+      </w:r>
+    </w:p>
+    <w:p>
+      <w:pPr>
         <w:keepNext/>
         <w:spacing w:before="120" w:after="60" w:line="240" w:lineRule="auto"/>
         <w:jc w:val="center"/>
@@ -6402,7 +6438,16 @@
                 <w:sz w:val="17"/>
                 <w:szCs w:val="17"/>
               </w:rPr>
-              <w:t>Familia (n.º)</w:t>
+              <w:t>Familia (</w:t>
+            </w:r>
+            <w:r>
+              <w:rPr>
+                <w:rFonts w:ascii="Arial" w:hAnsi="Arial" w:cs="Arial"/>
+                <w:b/>
+                <w:sz w:val="17"/>
+                <w:szCs w:val="17"/>
+              </w:rPr>
+              <w:t>n.º)</w:t>
             </w:r>
           </w:p>
         </w:tc>
@@ -7505,6 +7550,7 @@
           <w:sz w:val="22"/>
           <w:szCs w:val="22"/>
         </w:rPr>
+        <w:lastRenderedPageBreak/>
         <w:t>Modelos base y estadísticos de la literatura</w:t>
       </w:r>
     </w:p>
@@ -7575,13 +7621,7 @@
         <w:rPr>
           <w:rFonts w:ascii="Arial" w:hAnsi="Arial" w:cs="Arial"/>
         </w:rPr>
-        <w:t>, adaptación del ARIMA-IGARCH propuesto para Colombia [10], modela la media del logaritmo del precio con 15 regresoras (hidrología, ONI, pandemia, cale</w:t>
-      </w:r>
-      <w:r>
-        <w:rPr>
-          <w:rFonts w:ascii="Arial" w:hAnsi="Arial" w:cs="Arial"/>
-        </w:rPr>
-        <w:t>ndario y festivos) y la varianza condicional con un GARCH(1,1) [11] (Ecuación 4):</w:t>
+        <w:t>, adaptación del ARIMA-IGARCH propuesto para Colombia [10], modela la media del logaritmo del precio con 15 regresoras (hidrología, ONI, pandemia, calendario y festivos) y la varianza condicional con un GARCH(1,1) [11] (Ecuación 4):</w:t>
       </w:r>
     </w:p>
     <w:tbl>
@@ -8187,14 +8227,7 @@
         <w:rPr>
           <w:rFonts w:ascii="Arial" w:hAnsi="Arial" w:cs="Arial"/>
         </w:rPr>
-        <w:t xml:space="preserve"> del benchmark de Lago et al. [3], con 24 </w:t>
-      </w:r>
-      <w:r>
-        <w:rPr>
-          <w:rFonts w:ascii="Arial" w:hAnsi="Arial" w:cs="Arial"/>
-        </w:rPr>
-        <w:lastRenderedPageBreak/>
-        <w:t xml:space="preserve">regresiones LASSO (una por hora), y </w:t>
+        <w:t xml:space="preserve"> del benchmark de Lago et al. [3], con 24 regresiones LASSO (una por hora), y </w:t>
       </w:r>
       <w:r>
         <w:rPr>
@@ -8696,6 +8729,7 @@
           <w:sz w:val="20"/>
           <w:szCs w:val="20"/>
         </w:rPr>
+        <w:lastRenderedPageBreak/>
         <w:t>Tabla 4. MAE (COP/kWh) por origen walk-forward y result</w:t>
       </w:r>
       <w:r>
@@ -10451,9 +10485,8 @@
         <w:rPr>
           <w:noProof/>
         </w:rPr>
-        <w:lastRenderedPageBreak/>
         <w:drawing>
-          <wp:inline distT="0" distB="0" distL="0" distR="0" wp14:anchorId="5E3DC82E" wp14:editId="03357431">
+          <wp:inline distT="0" distB="0" distL="0" distR="0" wp14:anchorId="082C2DC7" wp14:editId="21E4E12B">
             <wp:extent cx="4860000" cy="1933775"/>
             <wp:effectExtent l="0" t="0" r="0" b="0"/>
             <wp:docPr id="5" name="Picture 5"/>
@@ -11214,7 +11247,14 @@
         <w:rPr>
           <w:rFonts w:ascii="Arial" w:hAnsi="Arial" w:cs="Arial"/>
         </w:rPr>
-        <w:t xml:space="preserve"> el resto, un LEAR de 72 modelos LASSO, dos N-BEATSx y una persistencia semanal (Tabla 5). La incertidumbre se expresa con la banda [q</w:t>
+        <w:t xml:space="preserve"> el resto, un LEAR </w:t>
+      </w:r>
+      <w:r>
+        <w:rPr>
+          <w:rFonts w:ascii="Arial" w:hAnsi="Arial" w:cs="Arial"/>
+        </w:rPr>
+        <w:lastRenderedPageBreak/>
+        <w:t>de 72 modelos LASSO, dos N-BEATSx y una persistencia semanal (Tabla 5). La incertidumbre se expresa con la banda [q</w:t>
       </w:r>
       <w:r>
         <w:rPr>
@@ -11828,14 +11868,7 @@
         <w:rPr>
           <w:rFonts w:ascii="Arial" w:hAnsi="Arial" w:cs="Arial"/>
         </w:rPr>
-        <w:t xml:space="preserve">itad del año; la versión adaptativa cubre el 78,0 % a 24 h (objetivo </w:t>
-      </w:r>
-      <w:r>
-        <w:rPr>
-          <w:rFonts w:ascii="Arial" w:hAnsi="Arial" w:cs="Arial"/>
-        </w:rPr>
-        <w:lastRenderedPageBreak/>
-        <w:t>80 %), con un ancho medio de 167,6 COP/kWh. La Figura 6 muestra el pronóstico y su banda en dos semanas de julio de 2026.</w:t>
+        <w:t>itad del año; la versión adaptativa cubre el 78,0 % a 24 h (objetivo 80 %), con un ancho medio de 167,6 COP/kWh. La Figura 6 muestra el pronóstico y su banda en dos semanas de julio de 2026.</w:t>
       </w:r>
     </w:p>
     <w:p>
@@ -13266,7 +13299,7 @@
           <w:noProof/>
         </w:rPr>
         <w:drawing>
-          <wp:inline distT="0" distB="0" distL="0" distR="0" wp14:anchorId="34B7295C" wp14:editId="71BA72AE">
+          <wp:inline distT="0" distB="0" distL="0" distR="0" wp14:anchorId="649EF919" wp14:editId="41C7230D">
             <wp:extent cx="5040000" cy="2045941"/>
             <wp:effectExtent l="0" t="0" r="0" b="0"/>
             <wp:docPr id="6" name="Picture 6"/>
@@ -14051,14 +14084,7 @@
         <w:rPr>
           <w:rFonts w:ascii="Arial" w:hAnsi="Arial" w:cs="Arial"/>
         </w:rPr>
-        <w:t xml:space="preserve">La significancia se evalúa con la prueba de Diebold-Mariano [2] sobre la diferencia de errores absolutos, con varianza de Newey-West [24] para corregir la autocorrelación de los errores </w:t>
-      </w:r>
-      <w:r>
-        <w:rPr>
-          <w:rFonts w:ascii="Arial" w:hAnsi="Arial" w:cs="Arial"/>
-        </w:rPr>
-        <w:lastRenderedPageBreak/>
-        <w:t>horarios (Ecuación 8). Para el ensamble la hipótesis es de una cola, H</w:t>
+        <w:t>La significancia se evalúa con la prueba de Diebold-Mariano [2] sobre la diferencia de errores absolutos, con varianza de Newey-West [24] para corregir la autocorrelación de los errores horarios (Ecuación 8). Para el ensamble la hipótesis es de una cola, H</w:t>
       </w:r>
       <w:r>
         <w:rPr>
@@ -16433,20 +16459,58 @@
     </w:p>
     <w:p>
       <w:pPr>
-        <w:spacing w:after="0" w:line="240" w:lineRule="auto"/>
+        <w:spacing w:after="120" w:line="240" w:lineRule="auto"/>
+        <w:jc w:val="both"/>
       </w:pPr>
       <w:r>
         <w:rPr>
           <w:rFonts w:ascii="Arial" w:hAnsi="Arial" w:cs="Arial"/>
           <w:b/>
         </w:rPr>
-        <w:t>Responsables:</w:t>
-      </w:r>
-      <w:r>
-        <w:rPr>
-          <w:rFonts w:ascii="Arial" w:hAnsi="Arial" w:cs="Arial"/>
-        </w:rPr>
-        <w:t xml:space="preserve"> Juan David Barceló Barraza.</w:t>
+        <w:t>Error diario e intervalos de confianza.</w:t>
+      </w:r>
+      <w:r>
+        <w:rPr>
+          <w:rFonts w:ascii="Arial" w:hAnsi="Arial" w:cs="Arial"/>
+        </w:rPr>
+        <w:t xml:space="preserve"> El MAE de 40,97 COP/kWh es un promedio d</w:t>
+      </w:r>
+      <w:r>
+        <w:rPr>
+          <w:rFonts w:ascii="Arial" w:hAnsi="Arial" w:cs="Arial"/>
+        </w:rPr>
+        <w:t xml:space="preserve">e 216 días con comportamientos muy distintos, por lo que también se analizó el error de cada día. El MAE diario del ensamble tiene media 40,97 COP/kWh y desviación estándar 35,59. Como los días de error alto vienen en rachas (autocorrelación de 0,67 entre </w:t>
+      </w:r>
+      <w:r>
+        <w:rPr>
+          <w:rFonts w:ascii="Arial" w:hAnsi="Arial" w:cs="Arial"/>
+        </w:rPr>
+        <w:t>días consecutivos), el intervalo de confianza del 95 % para la media se calculó con bootstrap por bloques de 7 días: [31,1; 50,8] COP/kWh, frente a [43,1; 68,9] de la persistencia. En el 80 % de los días el MAE del ensamble estuvo entre 3,7 y 91,8 COP/kWh;</w:t>
+      </w:r>
+      <w:r>
+        <w:rPr>
+          <w:rFonts w:ascii="Arial" w:hAnsi="Arial" w:cs="Arial"/>
+        </w:rPr>
+        <w:t xml:space="preserve"> fue menor que 50 COP/kWh en el 69,4 % de los días (58,3 % para la persistencia) y menor que 100 en el 92,1 % (83,3 %). En términos relativos, el MAPE diario tiene media 10,45 % con intervalo [8,6 %; 12,4 %], y en el 90 % de los días queda por debajo de 21</w:t>
+      </w:r>
+      <w:r>
+        <w:rPr>
+          <w:rFonts w:ascii="Arial" w:hAnsi="Arial" w:cs="Arial"/>
+        </w:rPr>
+        <w:t xml:space="preserve">,4 %. La diferencia diaria de MAE entre la persistencia y el ensamble tiene media 15,4 COP/kWh, con un intervalo [10,5; 19,9] que no incluye el cero, y el ensamble tuvo menor </w:t>
+      </w:r>
+      <w:r>
+        <w:rPr>
+          <w:rFonts w:ascii="Arial" w:hAnsi="Arial" w:cs="Arial"/>
+        </w:rPr>
+        <w:lastRenderedPageBreak/>
+        <w:t>error en el 71,8 % de los días, un resultado coherente con la prueba de Diebold-M</w:t>
+      </w:r>
+      <w:r>
+        <w:rPr>
+          <w:rFonts w:ascii="Arial" w:hAnsi="Arial" w:cs="Arial"/>
+        </w:rPr>
+        <w:t>ariano. Por último, el error medio con signo es de +4,6 COP/kWh [0,6; 9,8]: el ensamble subestima levemente el precio, en cerca del 1 % del precio medio de 2026.</w:t>
       </w:r>
     </w:p>
     <w:p>
@@ -16458,19 +16522,37 @@
           <w:rFonts w:ascii="Arial" w:hAnsi="Arial" w:cs="Arial"/>
           <w:b/>
         </w:rPr>
+        <w:t>Responsables:</w:t>
+      </w:r>
+      <w:r>
+        <w:rPr>
+          <w:rFonts w:ascii="Arial" w:hAnsi="Arial" w:cs="Arial"/>
+        </w:rPr>
+        <w:t xml:space="preserve"> Juan David Barceló Barraza.</w:t>
+      </w:r>
+    </w:p>
+    <w:p>
+      <w:pPr>
+        <w:spacing w:after="0" w:line="240" w:lineRule="auto"/>
+      </w:pPr>
+      <w:r>
+        <w:rPr>
+          <w:rFonts w:ascii="Arial" w:hAnsi="Arial" w:cs="Arial"/>
+          <w:b/>
+        </w:rPr>
         <w:t>Herramientas:</w:t>
       </w:r>
       <w:r>
         <w:rPr>
           <w:rFonts w:ascii="Arial" w:hAnsi="Arial" w:cs="Arial"/>
         </w:rPr>
-        <w:t xml:space="preserve"> Python 3, statsmodels (v</w:t>
-      </w:r>
-      <w:r>
-        <w:rPr>
-          <w:rFonts w:ascii="Arial" w:hAnsi="Arial" w:cs="Arial"/>
-        </w:rPr>
-        <w:t>arianza HAC), shap, scipy.stats; notebook 10 y scripts de evaluación.</w:t>
+        <w:t xml:space="preserve"> Python 3, statsmodels (varianza HAC), </w:t>
+      </w:r>
+      <w:r>
+        <w:rPr>
+          <w:rFonts w:ascii="Arial" w:hAnsi="Arial" w:cs="Arial"/>
+        </w:rPr>
+        <w:t>shap, scipy.stats; notebook 10 y scripts de evaluación.</w:t>
       </w:r>
     </w:p>
     <w:p>
@@ -16548,7 +16630,7 @@
           <w:lang w:val="es-CO"/>
         </w:rPr>
       </w:pPr>
-      <w:bookmarkStart w:id="6" w:name="_Toc241498806"/>
+      <w:bookmarkStart w:id="6" w:name="_Toc241499459"/>
       <w:r>
         <w:rPr>
           <w:rFonts w:ascii="Arial" w:hAnsi="Arial" w:cs="Arial"/>
@@ -16574,14 +16656,7 @@
           <w:rFonts w:ascii="Arial" w:hAnsi="Arial" w:cs="Arial"/>
           <w:i/>
         </w:rPr>
-        <w:t>OE3. Diseñar e implementar un mo</w:t>
-      </w:r>
-      <w:r>
-        <w:rPr>
-          <w:rFonts w:ascii="Arial" w:hAnsi="Arial" w:cs="Arial"/>
-          <w:i/>
-        </w:rPr>
-        <w:t>tor de decisión que traduzca los pronósticos y su incertidumbre en señales de compra, venta o espera.</w:t>
+        <w:t>OE3. Diseñar e implementar un motor de decisión que traduzca los pronósticos y su incertidumbre en señales de compra, venta o espera.</w:t>
       </w:r>
       <w:r>
         <w:rPr>
@@ -17183,7 +17258,6 @@
         <w:rPr>
           <w:rFonts w:ascii="Arial" w:hAnsi="Arial" w:cs="Arial"/>
         </w:rPr>
-        <w:lastRenderedPageBreak/>
         <w:t>donde C es «comprar» para el comercializador o «retener» para el generador, V es «evitar compra» o «vender», y E es «esperar».</w:t>
       </w:r>
     </w:p>
@@ -17672,8 +17746,9 @@
         <w:rPr>
           <w:noProof/>
         </w:rPr>
+        <w:lastRenderedPageBreak/>
         <w:drawing>
-          <wp:inline distT="0" distB="0" distL="0" distR="0" wp14:anchorId="18CE8043" wp14:editId="451B5857">
+          <wp:inline distT="0" distB="0" distL="0" distR="0" wp14:anchorId="0F9883F1" wp14:editId="690A5C56">
             <wp:extent cx="4680000" cy="2804078"/>
             <wp:effectExtent l="0" t="0" r="0" b="0"/>
             <wp:docPr id="7" name="Picture 7"/>
@@ -17795,7 +17870,13 @@
         <w:rPr>
           <w:rFonts w:ascii="Arial" w:hAnsi="Arial" w:cs="Arial"/>
         </w:rPr>
-        <w:t xml:space="preserve"> Python 3, pandas y numpy; módulo src/motor_decision.py y notebook 12.</w:t>
+        <w:t xml:space="preserve"> Pyt</w:t>
+      </w:r>
+      <w:r>
+        <w:rPr>
+          <w:rFonts w:ascii="Arial" w:hAnsi="Arial" w:cs="Arial"/>
+        </w:rPr>
+        <w:t>hon 3, pandas y numpy; módulo src/motor_decision.py y notebook 12.</w:t>
       </w:r>
     </w:p>
     <w:p>
@@ -17920,7 +18001,6 @@
           <w:sz w:val="22"/>
           <w:szCs w:val="22"/>
         </w:rPr>
-        <w:lastRenderedPageBreak/>
         <w:t>Contrato de datos y desacople entre el motor y el modelo de pronóstico</w:t>
       </w:r>
     </w:p>
@@ -17933,7 +18013,13 @@
         <w:rPr>
           <w:rFonts w:ascii="Arial" w:hAnsi="Arial" w:cs="Arial"/>
         </w:rPr>
-        <w:t>El motor no importa ningún modelo: lee el pronóstico a través de un contrato de datos (fuentes_pronostico.json) con la fecha y hora, el valor real y los cuantiles q</w:t>
+        <w:t>El motor no importa ningún modelo: lee el pr</w:t>
+      </w:r>
+      <w:r>
+        <w:rPr>
+          <w:rFonts w:ascii="Arial" w:hAnsi="Arial" w:cs="Arial"/>
+        </w:rPr>
+        <w:t>onóstico a través de un contrato de datos (fuentes_pronostico.json) con la fecha y hora, el valor real y los cuantiles q</w:t>
       </w:r>
       <w:r>
         <w:rPr>
@@ -17972,13 +18058,13 @@
         <w:rPr>
           <w:rFonts w:ascii="Arial" w:hAnsi="Arial" w:cs="Arial"/>
         </w:rPr>
-        <w:t xml:space="preserve"> por horizonte. Esta decisión de arquitectura, orientada a la mantenibilidad </w:t>
-      </w:r>
-      <w:r>
-        <w:rPr>
-          <w:rFonts w:ascii="Arial" w:hAnsi="Arial" w:cs="Arial"/>
-        </w:rPr>
-        <w:t>de ISO/IEC 25010 [29], permite cambiar el modelo sin tocar el motor; se verificó al cambiar la fuente de 24 h a las bandas de N-BEATSx de 72 h sin modificar el código del motor.</w:t>
+        <w:t xml:space="preserve"> por horizonte. Esta decisión de arquitectura, orientada a la mantenibilidad de ISO/IEC 25010 [29], permite cambiar el mode</w:t>
+      </w:r>
+      <w:r>
+        <w:rPr>
+          <w:rFonts w:ascii="Arial" w:hAnsi="Arial" w:cs="Arial"/>
+        </w:rPr>
+        <w:t>lo sin tocar el motor; se verificó al cambiar la fuente de 24 h a las bandas de N-BEATSx de 72 h sin modificar el código del motor.</w:t>
       </w:r>
     </w:p>
     <w:p>
@@ -18014,13 +18100,7 @@
         <w:rPr>
           <w:rFonts w:ascii="Arial" w:hAnsi="Arial" w:cs="Arial"/>
         </w:rPr>
-        <w:t xml:space="preserve"> Python 3, JSON; src/mo</w:t>
-      </w:r>
-      <w:r>
-        <w:rPr>
-          <w:rFonts w:ascii="Arial" w:hAnsi="Arial" w:cs="Arial"/>
-        </w:rPr>
-        <w:t>tor_decision.py; Git y GitHub.</w:t>
+        <w:t xml:space="preserve"> Python 3, JSON; src/motor_decision.py; Git y GitHub.</w:t>
       </w:r>
     </w:p>
     <w:p>
@@ -18157,13 +18237,7 @@
         <w:rPr>
           <w:rFonts w:ascii="Arial" w:hAnsi="Arial" w:cs="Arial"/>
         </w:rPr>
-        <w:t>Se diseñaron primero bocetos editables de tres vistas (Operador, Analista y Sistema) y luego la interfaz en Streaml</w:t>
-      </w:r>
-      <w:r>
-        <w:rPr>
-          <w:rFonts w:ascii="Arial" w:hAnsi="Arial" w:cs="Arial"/>
-        </w:rPr>
-        <w:t xml:space="preserve">it. La vista </w:t>
+        <w:t xml:space="preserve">Se diseñaron primero bocetos editables de tres vistas (Operador, Analista y Sistema) y luego la interfaz en Streamlit. La vista </w:t>
       </w:r>
       <w:r>
         <w:rPr>
@@ -18176,13 +18250,19 @@
         <w:rPr>
           <w:rFonts w:ascii="Arial" w:hAnsi="Arial" w:cs="Arial"/>
         </w:rPr>
-        <w:t xml:space="preserve"> está pensada para un usuario sin formación en probabilidad: aplica el método elegido por el criterio de estabilidad y muestra, para la hora seleccionada, la acción recomendada, la posición del precio esperado entre los umbrales y un n</w:t>
-      </w:r>
-      <w:r>
-        <w:rPr>
-          <w:rFonts w:ascii="Arial" w:hAnsi="Arial" w:cs="Arial"/>
-        </w:rPr>
-        <w:t xml:space="preserve">ivel de confianza según el ancho de la banda; la hora se elige con un selector o haciendo clic en la franja de 24 horas del día. La vista </w:t>
+        <w:t xml:space="preserve"> está pensada para un usu</w:t>
+      </w:r>
+      <w:r>
+        <w:rPr>
+          <w:rFonts w:ascii="Arial" w:hAnsi="Arial" w:cs="Arial"/>
+        </w:rPr>
+        <w:t xml:space="preserve">ario sin formación en probabilidad: aplica el método elegido por el criterio de estabilidad y muestra, para la hora seleccionada, la acción recomendada, la posición del precio esperado entre los umbrales y un nivel de confianza según el ancho de la banda; </w:t>
+      </w:r>
+      <w:r>
+        <w:rPr>
+          <w:rFonts w:ascii="Arial" w:hAnsi="Arial" w:cs="Arial"/>
+        </w:rPr>
+        <w:t xml:space="preserve">la hora se elige con un selector o haciendo clic en la franja de 24 horas del día. La vista </w:t>
       </w:r>
       <w:r>
         <w:rPr>
@@ -18195,13 +18275,7 @@
         <w:rPr>
           <w:rFonts w:ascii="Arial" w:hAnsi="Arial" w:cs="Arial"/>
         </w:rPr>
-        <w:t xml:space="preserve"> permite fijar a mano el método y los percentiles, y recalcula el método sugerido para el rango de fechas eleg</w:t>
-      </w:r>
-      <w:r>
-        <w:rPr>
-          <w:rFonts w:ascii="Arial" w:hAnsi="Arial" w:cs="Arial"/>
-        </w:rPr>
-        <w:t>ido.</w:t>
+        <w:t xml:space="preserve"> permite fijar a mano el método y los percentiles, y recalcula el método sugerido para el rango de fechas elegido.</w:t>
       </w:r>
     </w:p>
     <w:p>
@@ -18362,6 +18436,7 @@
           <w:sz w:val="22"/>
           <w:szCs w:val="22"/>
         </w:rPr>
+        <w:lastRenderedPageBreak/>
         <w:t>Integración del dashboard con datos y modelos reales</w:t>
       </w:r>
     </w:p>
@@ -18412,9 +18487,8 @@
         <w:rPr>
           <w:noProof/>
         </w:rPr>
-        <w:lastRenderedPageBreak/>
         <w:drawing>
-          <wp:inline distT="0" distB="0" distL="0" distR="0" wp14:anchorId="4518DED1" wp14:editId="6628D044">
+          <wp:inline distT="0" distB="0" distL="0" distR="0" wp14:anchorId="4D853A64" wp14:editId="0B1DDE6E">
             <wp:extent cx="3240000" cy="2925000"/>
             <wp:effectExtent l="0" t="0" r="0" b="0"/>
             <wp:docPr id="8" name="Picture 8"/>
@@ -18498,7 +18572,13 @@
         <w:rPr>
           <w:rFonts w:ascii="Arial" w:hAnsi="Arial" w:cs="Arial"/>
         </w:rPr>
-        <w:t xml:space="preserve"> Streamlit y su módulo de pruebas automatizadas (AppTest), Python 3; dashboard/app.py.</w:t>
+        <w:t xml:space="preserve"> Streamlit y su módulo de pruebas auto</w:t>
+      </w:r>
+      <w:r>
+        <w:rPr>
+          <w:rFonts w:ascii="Arial" w:hAnsi="Arial" w:cs="Arial"/>
+        </w:rPr>
+        <w:t>matizadas (AppTest), Python 3; dashboard/app.py.</w:t>
       </w:r>
     </w:p>
     <w:p>
@@ -18635,19 +18715,19 @@
         <w:rPr>
           <w:rFonts w:ascii="Arial" w:hAnsi="Arial" w:cs="Arial"/>
         </w:rPr>
-        <w:t>El Anexo 1 exige una biblioteca de 4 a 5 tipos de imágenes con sus metadatos (unidad, periodo, confianza y versión del modelo). Hoy exi</w:t>
-      </w:r>
-      <w:r>
-        <w:rPr>
-          <w:rFonts w:ascii="Arial" w:hAnsi="Arial" w:cs="Arial"/>
-        </w:rPr>
-        <w:t>sten prototipos de tres tipos dentro del dashboard y del análisis (semáforo de acción por hora, banda de incertidumbre y comparación real frente a pronóstico, como la Figura 6). Faltan el mapa de calor día-hora, los metadatos normalizados y la validación f</w:t>
-      </w:r>
-      <w:r>
-        <w:rPr>
-          <w:rFonts w:ascii="Arial" w:hAnsi="Arial" w:cs="Arial"/>
-        </w:rPr>
-        <w:t>uncional, por lo que el avance es de 20 % y el grueso se ejecuta en las semanas 13-14 (Sección 5).</w:t>
+        <w:t>El Anexo 1 exige una biblioteca de 4 a 5 tipos de imágenes con sus metadatos (unidad, p</w:t>
+      </w:r>
+      <w:r>
+        <w:rPr>
+          <w:rFonts w:ascii="Arial" w:hAnsi="Arial" w:cs="Arial"/>
+        </w:rPr>
+        <w:t>eriodo, confianza y versión del modelo). Hoy existen prototipos de tres tipos dentro del dashboard y del análisis (semáforo de acción por hora, banda de incertidumbre y comparación real frente a pronóstico, como la Figura 6). Faltan el mapa de calor día-ho</w:t>
+      </w:r>
+      <w:r>
+        <w:rPr>
+          <w:rFonts w:ascii="Arial" w:hAnsi="Arial" w:cs="Arial"/>
+        </w:rPr>
+        <w:t>ra, los metadatos normalizados y la validación funcional, por lo que el avance es de 20 % y el grueso se ejecuta en las semanas 13-14 (Sección 5).</w:t>
       </w:r>
     </w:p>
     <w:p>
@@ -18683,7 +18763,13 @@
         <w:rPr>
           <w:rFonts w:ascii="Arial" w:hAnsi="Arial" w:cs="Arial"/>
         </w:rPr>
-        <w:t xml:space="preserve"> Python 3, matplotlib, Streamlit.</w:t>
+        <w:t xml:space="preserve"> Python 3, matplotlib, St</w:t>
+      </w:r>
+      <w:r>
+        <w:rPr>
+          <w:rFonts w:ascii="Arial" w:hAnsi="Arial" w:cs="Arial"/>
+        </w:rPr>
+        <w:t>reamlit.</w:t>
       </w:r>
     </w:p>
     <w:p>
@@ -18724,13 +18810,7 @@
         <w:rPr>
           <w:rFonts w:ascii="Arial" w:hAnsi="Arial" w:cs="Arial"/>
         </w:rPr>
-        <w:t xml:space="preserve"> 2</w:t>
-      </w:r>
-      <w:r>
-        <w:rPr>
-          <w:rFonts w:ascii="Arial" w:hAnsi="Arial" w:cs="Arial"/>
-        </w:rPr>
-        <w:t>5 %.</w:t>
+        <w:t xml:space="preserve"> 25 %.</w:t>
       </w:r>
       <w:r>
         <w:rPr>
@@ -18767,7 +18847,7 @@
           <w:lang w:val="es-CO"/>
         </w:rPr>
       </w:pPr>
-      <w:bookmarkStart w:id="7" w:name="_Toc241498807"/>
+      <w:bookmarkStart w:id="7" w:name="_Toc241499460"/>
       <w:r>
         <w:rPr>
           <w:rFonts w:ascii="Arial" w:hAnsi="Arial" w:cs="Arial"/>
@@ -18871,6 +18951,7 @@
           <w:sz w:val="22"/>
           <w:szCs w:val="22"/>
         </w:rPr>
+        <w:lastRenderedPageBreak/>
         <w:t>Backtesting del motor de decisión sobre 2026</w:t>
       </w:r>
     </w:p>
@@ -18896,38 +18977,25 @@
         <w:rPr>
           <w:rFonts w:ascii="Arial" w:hAnsi="Arial" w:cs="Arial"/>
         </w:rPr>
-        <w:t xml:space="preserve"> de un método es la diferencia entre el precio medio del periodo y el de las horas en que recomienda actuar, con e</w:t>
-      </w:r>
-      <w:r>
-        <w:rPr>
-          <w:rFonts w:ascii="Arial" w:hAnsi="Arial" w:cs="Arial"/>
-        </w:rPr>
-        <w:t>l signo del rol (para el generador, cuánto más caro vende; para el comercializador, cuánto más barato compra); el precio medio de 2026 fue 397,9 COP/kWh. Con el criterio de ventaja promedio, «banda» gana en los cuatro casos (345,6, 281,6, 299,7 y 279,5 COP</w:t>
-      </w:r>
-      <w:r>
-        <w:rPr>
-          <w:rFonts w:ascii="Arial" w:hAnsi="Arial" w:cs="Arial"/>
-        </w:rPr>
-        <w:t xml:space="preserve">/kWh). Sin embargo, al evaluar por separado las dos mitades del periodo (corte: 19 de abril), </w:t>
-      </w:r>
-      <w:r>
-        <w:rPr>
-          <w:rFonts w:ascii="Arial" w:hAnsi="Arial" w:cs="Arial"/>
-        </w:rPr>
-        <w:lastRenderedPageBreak/>
-        <w:t>ese resultado no se sostiene: para el generador a 24 h, «banda» actúa en el 1,2 % de las horas de la primera mitad y en el 32,6 % de la segunda, y para el comerci</w:t>
-      </w:r>
-      <w:r>
-        <w:rPr>
-          <w:rFonts w:ascii="Arial" w:hAnsi="Arial" w:cs="Arial"/>
-        </w:rPr>
-        <w:t>alizador no actúa en ninguna hora de la segunda mitad (Tabla 8, Figura 9). La causa es la referencia fija: el precio de 2026 se alejó del rango 2019-2025. Con el criterio de estabilidad el motor elige «híbrido» para el generador y «rodante» para el comerci</w:t>
-      </w:r>
-      <w:r>
-        <w:rPr>
-          <w:rFonts w:ascii="Arial" w:hAnsi="Arial" w:cs="Arial"/>
-        </w:rPr>
-        <w:t>alizador en ambos horizontes (Tabla 7), con una ventaja promedio menor (149,9 a 169,6 COP/kWh) pero sostenida en todo el año.</w:t>
+        <w:t xml:space="preserve"> de un método es la diferencia entre el precio medio del periodo y el de las horas en que recomienda actuar, con el signo del rol (para el generador, cuánto más caro vende; para el comercializador, cuánto más barato compra); el precio medio de 2026 fue 397</w:t>
+      </w:r>
+      <w:r>
+        <w:rPr>
+          <w:rFonts w:ascii="Arial" w:hAnsi="Arial" w:cs="Arial"/>
+        </w:rPr>
+        <w:t xml:space="preserve">,9 COP/kWh. Con el criterio de ventaja promedio, «banda» gana en los cuatro casos (345,6, 281,6, 299,7 y 279,5 COP/kWh). Sin embargo, al evaluar por separado las dos mitades del periodo (corte: 19 de abril), ese resultado no se sostiene: para el generador </w:t>
+      </w:r>
+      <w:r>
+        <w:rPr>
+          <w:rFonts w:ascii="Arial" w:hAnsi="Arial" w:cs="Arial"/>
+        </w:rPr>
+        <w:t>a 24 h, «banda» actúa en el 1,2 % de las horas de la primera mitad y en el 32,6 % de la segunda, y para el comercializador no actúa en ninguna hora de la segunda mitad (Tabla 8, Figura 9). La causa es la referencia fija: el precio de 2026 se alejó del rang</w:t>
+      </w:r>
+      <w:r>
+        <w:rPr>
+          <w:rFonts w:ascii="Arial" w:hAnsi="Arial" w:cs="Arial"/>
+        </w:rPr>
+        <w:t>o 2019-2025. Con el criterio de estabilidad el motor elige «híbrido» para el generador y «rodante» para el comercializador en ambos horizontes (Tabla 7), con una ventaja promedio menor (149,9 a 169,6 COP/kWh) pero sostenida en todo el año.</w:t>
       </w:r>
     </w:p>
     <w:p>
@@ -18943,7 +19011,16 @@
           <w:sz w:val="20"/>
           <w:szCs w:val="20"/>
         </w:rPr>
-        <w:t>Tabla 7. Backtesting del motor sobre 2026: método elegido por el criterio de estabilidad.</w:t>
+        <w:t>Tabla 7. Backtes</w:t>
+      </w:r>
+      <w:r>
+        <w:rPr>
+          <w:rFonts w:ascii="Arial" w:hAnsi="Arial" w:cs="Arial"/>
+          <w:i/>
+          <w:sz w:val="20"/>
+          <w:szCs w:val="20"/>
+        </w:rPr>
+        <w:t>ting del motor sobre 2026: método elegido por el criterio de estabilidad.</w:t>
       </w:r>
     </w:p>
     <w:tbl>
@@ -21922,8 +21999,9 @@
         <w:rPr>
           <w:noProof/>
         </w:rPr>
+        <w:lastRenderedPageBreak/>
         <w:drawing>
-          <wp:inline distT="0" distB="0" distL="0" distR="0" wp14:anchorId="46CAA076" wp14:editId="667AADF3">
+          <wp:inline distT="0" distB="0" distL="0" distR="0" wp14:anchorId="13EADC1C" wp14:editId="340ACFDA">
             <wp:extent cx="4500000" cy="1866992"/>
             <wp:effectExtent l="0" t="0" r="0" b="0"/>
             <wp:docPr id="9" name="Picture 9"/>
@@ -21995,14 +22073,7 @@
         <w:rPr>
           <w:rFonts w:ascii="Arial" w:hAnsi="Arial" w:cs="Arial"/>
         </w:rPr>
-        <w:t xml:space="preserve"> 100 kW que opere a potencia constante en las horas de acción, el método elegido </w:t>
-      </w:r>
-      <w:r>
-        <w:rPr>
-          <w:rFonts w:ascii="Arial" w:hAnsi="Arial" w:cs="Arial"/>
-        </w:rPr>
-        <w:lastRenderedPageBreak/>
-        <w:t>para el generador («híbrido») habría significado +1,06 millones de COP, frente a −0,65 millones con «banda» (Figura 10). La traducción a pesos es ilustrativa y no reemplaza un</w:t>
+        <w:t xml:space="preserve"> 100 kW que opere a potencia constante en las horas de acción, el método elegido para el generador («híbrido») habría significado +1,06 millones de COP, frente a −0,65 millones con «banda» (Figura 10). La traducción a pesos es ilustrativa y no reemplaza un</w:t>
       </w:r>
       <w:r>
         <w:rPr>
@@ -22022,7 +22093,7 @@
           <w:noProof/>
         </w:rPr>
         <w:drawing>
-          <wp:inline distT="0" distB="0" distL="0" distR="0" wp14:anchorId="0B703060" wp14:editId="69FC9855">
+          <wp:inline distT="0" distB="0" distL="0" distR="0" wp14:anchorId="1DD4A215" wp14:editId="015AC8D7">
             <wp:extent cx="4500000" cy="1866992"/>
             <wp:effectExtent l="0" t="0" r="0" b="0"/>
             <wp:docPr id="10" name="Picture 10"/>
@@ -22210,7 +22281,7 @@
           <w:szCs w:val="22"/>
         </w:rPr>
       </w:pPr>
-      <w:bookmarkStart w:id="8" w:name="_Toc241498808"/>
+      <w:bookmarkStart w:id="8" w:name="_Toc241499461"/>
       <w:r>
         <w:rPr>
           <w:rFonts w:ascii="Arial" w:hAnsi="Arial" w:cs="Arial"/>
@@ -22220,6 +22291,7 @@
           <w:sz w:val="22"/>
           <w:szCs w:val="22"/>
         </w:rPr>
+        <w:lastRenderedPageBreak/>
         <w:t>CRONOGRAMA CON CUANTIFICACI</w:t>
       </w:r>
       <w:r>
@@ -22303,7 +22375,6 @@
           <w:sz w:val="20"/>
           <w:szCs w:val="20"/>
         </w:rPr>
-        <w:lastRenderedPageBreak/>
         <w:t xml:space="preserve">Tabla 9. Logro por </w:t>
       </w:r>
       <w:r>
@@ -33168,6 +33239,7 @@
                 <w:sz w:val="14"/>
                 <w:szCs w:val="14"/>
               </w:rPr>
+              <w:lastRenderedPageBreak/>
               <w:t>Validación walk-forward por regímenes</w:t>
             </w:r>
           </w:p>
@@ -37555,7 +37627,6 @@
                 <w:sz w:val="14"/>
                 <w:szCs w:val="14"/>
               </w:rPr>
-              <w:lastRenderedPageBreak/>
               <w:t>Integración del dashboard con datos y modelos</w:t>
             </w:r>
           </w:p>
@@ -41098,7 +41169,7 @@
           <w:szCs w:val="22"/>
         </w:rPr>
       </w:pPr>
-      <w:bookmarkStart w:id="9" w:name="_Toc241498809"/>
+      <w:bookmarkStart w:id="9" w:name="_Toc241499462"/>
       <w:r>
         <w:rPr>
           <w:rFonts w:ascii="Arial" w:hAnsi="Arial" w:cs="Arial"/>
@@ -41224,7 +41295,14 @@
         <w:rPr>
           <w:rFonts w:ascii="Arial" w:hAnsi="Arial" w:cs="Arial"/>
         </w:rPr>
-        <w:t>elo gana de forma consistente. La respuesta fue un ensamble de familias diversas con pesos por franja horaria, que sí supera a la persistencia con significancia, y dejar explícito que falta evaluarlo en los orígenes históricos.</w:t>
+        <w:t xml:space="preserve">elo gana de forma consistente. La respuesta fue un ensamble de familias diversas con pesos por franja horaria, </w:t>
+      </w:r>
+      <w:r>
+        <w:rPr>
+          <w:rFonts w:ascii="Arial" w:hAnsi="Arial" w:cs="Arial"/>
+        </w:rPr>
+        <w:lastRenderedPageBreak/>
+        <w:t>que sí supera a la persistencia con significancia, y dejar explícito que falta evaluarlo en los orígenes históricos.</w:t>
       </w:r>
     </w:p>
     <w:p>
@@ -41297,7 +41375,6 @@
           <w:rFonts w:ascii="Arial" w:hAnsi="Arial" w:cs="Arial"/>
           <w:b/>
         </w:rPr>
-        <w:lastRenderedPageBreak/>
         <w:t>El mejor método del motor en promedio no era estable.</w:t>
       </w:r>
       <w:r>
@@ -41382,7 +41459,7 @@
         </w:rPr>
       </w:pPr>
       <w:bookmarkStart w:id="10" w:name="_Toc508707059"/>
-      <w:bookmarkStart w:id="11" w:name="_Toc241498810"/>
+      <w:bookmarkStart w:id="11" w:name="_Toc241499463"/>
       <w:r>
         <w:rPr>
           <w:rFonts w:ascii="Arial" w:hAnsi="Arial" w:cs="Arial"/>
@@ -41730,6 +41807,7 @@
           <w:rFonts w:ascii="Arial" w:hAnsi="Arial" w:cs="Arial"/>
           <w:b/>
         </w:rPr>
+        <w:lastRenderedPageBreak/>
         <w:t>Herramientas:</w:t>
       </w:r>
       <w:r>
@@ -41915,7 +41993,6 @@
           <w:rFonts w:ascii="Arial" w:hAnsi="Arial" w:cs="Arial"/>
           <w:b/>
         </w:rPr>
-        <w:lastRenderedPageBreak/>
         <w:t>SEMANA 13 - 14 (19 de octubre al 1 de noviembre):</w:t>
       </w:r>
     </w:p>
@@ -42574,6 +42651,7 @@
           <w:rFonts w:ascii="Arial" w:hAnsi="Arial" w:cs="Arial"/>
           <w:b/>
         </w:rPr>
+        <w:lastRenderedPageBreak/>
         <w:t>Responsables:</w:t>
       </w:r>
       <w:r>
@@ -42826,7 +42904,6 @@
           <w:sz w:val="22"/>
           <w:szCs w:val="22"/>
         </w:rPr>
-        <w:lastRenderedPageBreak/>
         <w:t>Demo, informe final, póster, presentación y video (semana 16)</w:t>
       </w:r>
     </w:p>
@@ -42922,7 +42999,7 @@
           <w:szCs w:val="22"/>
         </w:rPr>
       </w:pPr>
-      <w:bookmarkStart w:id="13" w:name="_Toc241498811"/>
+      <w:bookmarkStart w:id="13" w:name="_Toc241499464"/>
       <w:r>
         <w:rPr>
           <w:rFonts w:ascii="Arial" w:hAnsi="Arial" w:cs="Arial"/>
@@ -42961,7 +43038,7 @@
           <w:szCs w:val="22"/>
         </w:rPr>
       </w:pPr>
-      <w:bookmarkStart w:id="14" w:name="_Toc241498812"/>
+      <w:bookmarkStart w:id="14" w:name="_Toc241499465"/>
       <w:r>
         <w:rPr>
           <w:rFonts w:ascii="Arial" w:hAnsi="Arial" w:cs="Arial"/>
@@ -43422,6 +43499,7 @@
           <w:sz w:val="20"/>
           <w:szCs w:val="20"/>
         </w:rPr>
+        <w:lastRenderedPageBreak/>
         <w:t>[11]</w:t>
       </w:r>
       <w:r>
@@ -43653,7 +43731,6 @@
           <w:sz w:val="20"/>
           <w:szCs w:val="20"/>
         </w:rPr>
-        <w:lastRenderedPageBreak/>
         <w:t>[16]</w:t>
       </w:r>
       <w:r>
@@ -44384,7 +44461,7 @@
           <w:szCs w:val="22"/>
         </w:rPr>
       </w:pPr>
-      <w:bookmarkStart w:id="15" w:name="_Toc241498813"/>
+      <w:bookmarkStart w:id="15" w:name="_Toc241499466"/>
       <w:r>
         <w:rPr>
           <w:rFonts w:ascii="Arial" w:hAnsi="Arial" w:cs="Arial"/>
@@ -44393,6 +44470,7 @@
           <w:sz w:val="22"/>
           <w:szCs w:val="22"/>
         </w:rPr>
+        <w:lastRenderedPageBreak/>
         <w:t>ENCONTRADAS HASTA EL MOMENTO.</w:t>
       </w:r>
       <w:bookmarkEnd w:id="12"/>
@@ -44524,7 +44602,6 @@
           <w:sz w:val="20"/>
           <w:szCs w:val="20"/>
         </w:rPr>
-        <w:lastRenderedPageBreak/>
         <w:t>[33]</w:t>
       </w:r>
       <w:r>
@@ -44913,7 +44990,7 @@
               <w:lang w:eastAsia="es-CO"/>
             </w:rPr>
             <w:drawing>
-              <wp:anchor distT="0" distB="0" distL="114300" distR="114300" simplePos="0" relativeHeight="251667968" behindDoc="0" locked="0" layoutInCell="1" allowOverlap="1" wp14:anchorId="3EFC1004" wp14:editId="66FF3953">
+              <wp:anchor distT="0" distB="0" distL="114300" distR="114300" simplePos="0" relativeHeight="251667968" behindDoc="0" locked="0" layoutInCell="1" allowOverlap="1" wp14:anchorId="45625683" wp14:editId="689DBD79">
                 <wp:simplePos x="0" y="0"/>
                 <wp:positionH relativeFrom="column">
                   <wp:posOffset>-59055</wp:posOffset>
